--- a/Ausgabe/Klasse_8/02_Algorithmen/05_Praesentationen.docx
+++ b/Ausgabe/Klasse_8/02_Algorithmen/05_Praesentationen.docx
@@ -305,7 +305,7 @@
       <w:rPr>
         <w:sz w:val="16"/>
       </w:rPr>
-      <w:t>Unterrichtsmaterial Oberschule Sachsen · Version v0.4.0-319-gc4b6538-dirty · Build 16.08.2026</w:t>
+      <w:t>Unterrichtsmaterial Oberschule Sachsen · Version v0.4.0-322-g516fad1-dirty · Build 17.08.2026</w:t>
     </w:r>
   </w:p>
 </w:ftr>

--- a/Ausgabe/Klasse_8/02_Algorithmen/05_Praesentationen.docx
+++ b/Ausgabe/Klasse_8/02_Algorithmen/05_Praesentationen.docx
@@ -305,7 +305,7 @@
       <w:rPr>
         <w:sz w:val="16"/>
       </w:rPr>
-      <w:t>Unterrichtsmaterial Oberschule Sachsen · Version v0.4.0-322-g516fad1-dirty · Build 17.08.2026</w:t>
+      <w:t>Unterrichtsmaterial Oberschule Sachsen · Version v0.4.0-327-g8416f81-dirty · Build 17.08.2026</w:t>
     </w:r>
   </w:p>
 </w:ftr>

--- a/Ausgabe/Klasse_8/02_Algorithmen/05_Praesentationen.docx
+++ b/Ausgabe/Klasse_8/02_Algorithmen/05_Praesentationen.docx
@@ -305,7 +305,7 @@
       <w:rPr>
         <w:sz w:val="16"/>
       </w:rPr>
-      <w:t>Unterrichtsmaterial Oberschule Sachsen · Version v0.4.0-327-g8416f81-dirty · Build 17.08.2026</w:t>
+      <w:t>Unterrichtsmaterial Oberschule Sachsen · Version v0.4.0-333-gbccbada-dirty · Build 17.08.2026</w:t>
     </w:r>
   </w:p>
 </w:ftr>

--- a/Ausgabe/Klasse_8/02_Algorithmen/05_Praesentationen.docx
+++ b/Ausgabe/Klasse_8/02_Algorithmen/05_Praesentationen.docx
@@ -305,7 +305,7 @@
       <w:rPr>
         <w:sz w:val="16"/>
       </w:rPr>
-      <w:t>Unterrichtsmaterial Oberschule Sachsen · Version v0.4.0-333-gbccbada-dirty · Build 17.08.2026</w:t>
+      <w:t>Unterrichtsmaterial Oberschule Sachsen · Version v0.4.0-341-g0b15cca-dirty · Build 17.08.2026</w:t>
     </w:r>
   </w:p>
 </w:ftr>

--- a/Ausgabe/Klasse_8/02_Algorithmen/05_Praesentationen.docx
+++ b/Ausgabe/Klasse_8/02_Algorithmen/05_Praesentationen.docx
@@ -305,7 +305,7 @@
       <w:rPr>
         <w:sz w:val="16"/>
       </w:rPr>
-      <w:t>Unterrichtsmaterial Oberschule Sachsen · Version v0.4.0-341-g0b15cca-dirty · Build 17.08.2026</w:t>
+      <w:t>Unterrichtsmaterial Oberschule Sachsen · Version v0.4.0-356-g3db0967-dirty · Build 17.08.2026</w:t>
     </w:r>
   </w:p>
 </w:ftr>

--- a/Ausgabe/Klasse_8/02_Algorithmen/05_Praesentationen.docx
+++ b/Ausgabe/Klasse_8/02_Algorithmen/05_Praesentationen.docx
@@ -305,7 +305,7 @@
       <w:rPr>
         <w:sz w:val="16"/>
       </w:rPr>
-      <w:t>Unterrichtsmaterial Oberschule Sachsen · Version v0.4.0-356-g3db0967-dirty · Build 17.08.2026</w:t>
+      <w:t>Unterrichtsmaterial Oberschule Sachsen · Version v0.4.0-376-gf442749-dirty · Build 17.08.2026</w:t>
     </w:r>
   </w:p>
 </w:ftr>

--- a/Ausgabe/Klasse_8/02_Algorithmen/05_Praesentationen.docx
+++ b/Ausgabe/Klasse_8/02_Algorithmen/05_Praesentationen.docx
@@ -305,7 +305,7 @@
       <w:rPr>
         <w:sz w:val="16"/>
       </w:rPr>
-      <w:t>Unterrichtsmaterial Oberschule Sachsen · Version v0.4.0-356-g3db0967-dirty · Build 17.08.2026</w:t>
+      <w:t>Unterrichtsmaterial Oberschule Sachsen · Version v0.4.0-376-g6ba679b-dirty · Build 17.08.2026</w:t>
     </w:r>
   </w:p>
 </w:ftr>

--- a/Ausgabe/Klasse_8/02_Algorithmen/05_Praesentationen.docx
+++ b/Ausgabe/Klasse_8/02_Algorithmen/05_Praesentationen.docx
@@ -305,7 +305,7 @@
       <w:rPr>
         <w:sz w:val="16"/>
       </w:rPr>
-      <w:t>Unterrichtsmaterial Oberschule Sachsen · Version v0.4.0-356-g3db0967-dirty · Build 17.08.2026</w:t>
+      <w:t>Unterrichtsmaterial Oberschule Sachsen · Version v0.4.0-378-g61c0f2a-dirty · Build 17.08.2026</w:t>
     </w:r>
   </w:p>
 </w:ftr>

--- a/Ausgabe/Klasse_8/02_Algorithmen/05_Praesentationen.docx
+++ b/Ausgabe/Klasse_8/02_Algorithmen/05_Praesentationen.docx
@@ -305,7 +305,7 @@
       <w:rPr>
         <w:sz w:val="16"/>
       </w:rPr>
-      <w:t>Unterrichtsmaterial Oberschule Sachsen · Version v0.4.0-356-g3db0967-dirty · Build 17.08.2026</w:t>
+      <w:t>Unterrichtsmaterial Oberschule Sachsen · Version v0.4.0-367-gb55ec7c-dirty · Build 17.08.2026</w:t>
     </w:r>
   </w:p>
 </w:ftr>

--- a/Ausgabe/Klasse_8/02_Algorithmen/05_Praesentationen.docx
+++ b/Ausgabe/Klasse_8/02_Algorithmen/05_Praesentationen.docx
@@ -305,7 +305,7 @@
       <w:rPr>
         <w:sz w:val="16"/>
       </w:rPr>
-      <w:t>Unterrichtsmaterial Oberschule Sachsen · Version v0.4.0-376-gf442749-dirty · Build 17.08.2026</w:t>
+      <w:t>Unterrichtsmaterial Oberschule Sachsen · Version v0.4.0-410-g8744ce6-dirty · Build 17.08.2026</w:t>
     </w:r>
   </w:p>
 </w:ftr>

--- a/Ausgabe/Klasse_8/02_Algorithmen/05_Praesentationen.docx
+++ b/Ausgabe/Klasse_8/02_Algorithmen/05_Praesentationen.docx
@@ -58,13 +58,13 @@
         <w:t xml:space="preserve">Präsentation – Algorithmen vertiefen</w:t>
       </w:r>
     </w:p>
-    <w:bookmarkStart w:id="20" w:name="folie-1"/>
+    <w:bookmarkStart w:id="20" w:name="folie-1-leitfrage"/>
     <w:p>
       <w:pPr>
         <w:pStyle w:val="Heading2"/>
       </w:pPr>
       <w:r>
-        <w:t xml:space="preserve">Folie 1</w:t>
+        <w:t xml:space="preserve">Folie 1 – Leitfrage</w:t>
       </w:r>
     </w:p>
     <w:p>
@@ -72,89 +72,235 @@
         <w:pStyle w:val="FirstParagraph"/>
       </w:pPr>
       <w:r>
-        <w:t xml:space="preserve">Leitfrage: Wann ist eine Anweisung wirklich ein Algorithmus?</w:t>
+        <w:t xml:space="preserve">Wann ist eine Beschreibung so genau, dass ein Computer sie ausführen kann?</w:t>
       </w:r>
     </w:p>
     <w:bookmarkEnd w:id="20"/>
-    <w:bookmarkStart w:id="21" w:name="folie-2"/>
+    <w:bookmarkStart w:id="21" w:name="folie-2-was-ist-ein-algorithmus"/>
     <w:p>
       <w:pPr>
         <w:pStyle w:val="Heading2"/>
       </w:pPr>
       <w:r>
-        <w:t xml:space="preserve">Folie 2</w:t>
+        <w:t xml:space="preserve">Folie 2 – Was ist ein Algorithmus?</w:t>
       </w:r>
     </w:p>
     <w:p>
       <w:pPr>
-        <w:pStyle w:val="FirstParagraph"/>
+        <w:numPr>
+          <w:ilvl w:val="0"/>
+          <w:numId w:val="1001"/>
+        </w:numPr>
+        <w:pStyle w:val="Compact"/>
       </w:pPr>
       <w:r>
-        <w:t xml:space="preserve">Rückblick: Sequenz, Entscheidung, Wiederholung.</w:t>
+        <w:t xml:space="preserve">eindeutige Folge ausführbarer Anweisungen</w:t>
+      </w:r>
+    </w:p>
+    <w:p>
+      <w:pPr>
+        <w:numPr>
+          <w:ilvl w:val="0"/>
+          <w:numId w:val="1001"/>
+        </w:numPr>
+        <w:pStyle w:val="Compact"/>
+      </w:pPr>
+      <w:r>
+        <w:t xml:space="preserve">löst eine Aufgabe oder ein Problem</w:t>
+      </w:r>
+    </w:p>
+    <w:p>
+      <w:pPr>
+        <w:numPr>
+          <w:ilvl w:val="0"/>
+          <w:numId w:val="1001"/>
+        </w:numPr>
+        <w:pStyle w:val="Compact"/>
+      </w:pPr>
+      <w:r>
+        <w:t xml:space="preserve">Schritte sind nachvollziehbar beschrieben</w:t>
       </w:r>
     </w:p>
     <w:bookmarkEnd w:id="21"/>
-    <w:bookmarkStart w:id="22" w:name="folie-3"/>
+    <w:bookmarkStart w:id="22" w:name="folie-3-qualitätsmerkmale"/>
     <w:p>
       <w:pPr>
         <w:pStyle w:val="Heading2"/>
       </w:pPr>
       <w:r>
-        <w:t xml:space="preserve">Folie 3</w:t>
+        <w:t xml:space="preserve">Folie 3 – Qualitätsmerkmale</w:t>
       </w:r>
     </w:p>
     <w:p>
       <w:pPr>
-        <w:pStyle w:val="FirstParagraph"/>
+        <w:numPr>
+          <w:ilvl w:val="0"/>
+          <w:numId w:val="1002"/>
+        </w:numPr>
+        <w:pStyle w:val="Compact"/>
       </w:pPr>
       <w:r>
-        <w:t xml:space="preserve">Qualitätsmerkmale: eindeutig, ausführbar, endlich.</w:t>
+        <w:t xml:space="preserve">eindeutig</w:t>
+      </w:r>
+    </w:p>
+    <w:p>
+      <w:pPr>
+        <w:numPr>
+          <w:ilvl w:val="0"/>
+          <w:numId w:val="1002"/>
+        </w:numPr>
+        <w:pStyle w:val="Compact"/>
+      </w:pPr>
+      <w:r>
+        <w:t xml:space="preserve">ausführbar</w:t>
+      </w:r>
+    </w:p>
+    <w:p>
+      <w:pPr>
+        <w:numPr>
+          <w:ilvl w:val="0"/>
+          <w:numId w:val="1002"/>
+        </w:numPr>
+        <w:pStyle w:val="Compact"/>
+      </w:pPr>
+      <w:r>
+        <w:t xml:space="preserve">endlich</w:t>
+      </w:r>
+    </w:p>
+    <w:p>
+      <w:pPr>
+        <w:numPr>
+          <w:ilvl w:val="0"/>
+          <w:numId w:val="1002"/>
+        </w:numPr>
+        <w:pStyle w:val="Compact"/>
+      </w:pPr>
+      <w:r>
+        <w:t xml:space="preserve">liefert ein erwartbares Ergebnis</w:t>
+      </w:r>
+      <w:r>
+        <w:t xml:space="preserve"> </w:t>
+      </w:r>
+      <w:r>
+        <w:rPr>
+          <w:bCs/>
+          <w:b/>
+        </w:rPr>
+        <w:t xml:space="preserve">(in endlicher Zeit)</w:t>
       </w:r>
     </w:p>
     <w:bookmarkEnd w:id="22"/>
-    <w:bookmarkStart w:id="23" w:name="folie-4"/>
+    <w:bookmarkStart w:id="23" w:name="folie-4-abläufe-darstellen"/>
     <w:p>
       <w:pPr>
         <w:pStyle w:val="Heading2"/>
       </w:pPr>
       <w:r>
-        <w:t xml:space="preserve">Folie 4</w:t>
+        <w:t xml:space="preserve">Folie 4 – Abläufe darstellen</w:t>
       </w:r>
     </w:p>
     <w:p>
       <w:pPr>
-        <w:pStyle w:val="FirstParagraph"/>
+        <w:numPr>
+          <w:ilvl w:val="0"/>
+          <w:numId w:val="1003"/>
+        </w:numPr>
+        <w:pStyle w:val="Compact"/>
       </w:pPr>
       <w:r>
-        <w:t xml:space="preserve">Unklare vs. präzise Roboteranweisung.</w:t>
+        <w:t xml:space="preserve">nummerierte Schritte</w:t>
+      </w:r>
+    </w:p>
+    <w:p>
+      <w:pPr>
+        <w:numPr>
+          <w:ilvl w:val="0"/>
+          <w:numId w:val="1003"/>
+        </w:numPr>
+        <w:pStyle w:val="Compact"/>
+      </w:pPr>
+      <w:r>
+        <w:t xml:space="preserve">Pseudocode</w:t>
+      </w:r>
+    </w:p>
+    <w:p>
+      <w:pPr>
+        <w:numPr>
+          <w:ilvl w:val="0"/>
+          <w:numId w:val="1003"/>
+        </w:numPr>
+        <w:pStyle w:val="Compact"/>
+      </w:pPr>
+      <w:r>
+        <w:t xml:space="preserve">Struktogramm als grafische Darstellung</w:t>
       </w:r>
     </w:p>
     <w:bookmarkEnd w:id="23"/>
-    <w:bookmarkStart w:id="24" w:name="folie-5"/>
+    <w:bookmarkStart w:id="24" w:name="folie-5-struktogramm-kurz-erklärt"/>
     <w:p>
       <w:pPr>
         <w:pStyle w:val="Heading2"/>
       </w:pPr>
       <w:r>
-        <w:t xml:space="preserve">Folie 5</w:t>
+        <w:t xml:space="preserve">Folie 5 – Struktogramm kurz erklärt</w:t>
       </w:r>
     </w:p>
     <w:p>
       <w:pPr>
-        <w:pStyle w:val="FirstParagraph"/>
+        <w:numPr>
+          <w:ilvl w:val="0"/>
+          <w:numId w:val="1004"/>
+        </w:numPr>
+        <w:pStyle w:val="Compact"/>
       </w:pPr>
       <w:r>
-        <w:t xml:space="preserve">Sequenzen strukturieren.</w:t>
+        <w:t xml:space="preserve">Sequenz = Blöcke untereinander</w:t>
+      </w:r>
+    </w:p>
+    <w:p>
+      <w:pPr>
+        <w:numPr>
+          <w:ilvl w:val="0"/>
+          <w:numId w:val="1004"/>
+        </w:numPr>
+        <w:pStyle w:val="Compact"/>
+      </w:pPr>
+      <w:r>
+        <w:t xml:space="preserve">Wiederholung = Block innerhalb eines Wiederholungsrahmens</w:t>
+      </w:r>
+    </w:p>
+    <w:p>
+      <w:pPr>
+        <w:numPr>
+          <w:ilvl w:val="0"/>
+          <w:numId w:val="1004"/>
+        </w:numPr>
+        <w:pStyle w:val="Compact"/>
+      </w:pPr>
+      <w:r>
+        <w:t xml:space="preserve">Bedingung = Verzweigung mit WAHR/FALSCH</w:t>
+      </w:r>
+    </w:p>
+    <w:p>
+      <w:pPr>
+        <w:numPr>
+          <w:ilvl w:val="0"/>
+          <w:numId w:val="1004"/>
+        </w:numPr>
+        <w:pStyle w:val="Compact"/>
+      </w:pPr>
+      <w:r>
+        <w:t xml:space="preserve">Verschachtelung wird durch ineinander liegende Blöcke sichtbar</w:t>
       </w:r>
     </w:p>
     <w:bookmarkEnd w:id="24"/>
-    <w:bookmarkStart w:id="25" w:name="folie-6"/>
+    <w:bookmarkStart w:id="25" w:name="folie-6-bedingungen-mit-beispielen"/>
     <w:p>
       <w:pPr>
         <w:pStyle w:val="Heading2"/>
       </w:pPr>
       <w:r>
-        <w:t xml:space="preserve">Folie 6</w:t>
+        <w:t xml:space="preserve">Folie 6 – Bedingungen mit Beispielen</w:t>
       </w:r>
     </w:p>
     <w:p>
@@ -162,53 +308,227 @@
         <w:pStyle w:val="FirstParagraph"/>
       </w:pPr>
       <w:r>
-        <w:t xml:space="preserve">Bedingungen: WENN – DANN – SONST.</w:t>
+        <w:t xml:space="preserve">Eine Bedingung ist eine Aussage, die WAHR oder FALSCH ist.</w:t>
+      </w:r>
+    </w:p>
+    <w:p>
+      <w:pPr>
+        <w:pStyle w:val="BodyText"/>
+      </w:pPr>
+      <w:r>
+        <w:t xml:space="preserve">Beispiele:</w:t>
+      </w:r>
+      <w:r>
+        <w:t xml:space="preserve"> </w:t>
+      </w:r>
+      <w:r>
+        <w:t xml:space="preserve">- Alltag: WENN es regnet, DANN Schirm mitnehmen.</w:t>
+      </w:r>
+      <w:r>
+        <w:t xml:space="preserve"> </w:t>
+      </w:r>
+      <w:r>
+        <w:t xml:space="preserve">- Anmeldung: WENN Passwort korrekt, DANN Zugriff, SONST Fehlermeldung.</w:t>
+      </w:r>
+      <w:r>
+        <w:t xml:space="preserve"> </w:t>
+      </w:r>
+      <w:r>
+        <w:t xml:space="preserve">- Spiel: WENN</w:t>
+      </w:r>
+      <w:r>
+        <w:t xml:space="preserve"> </w:t>
+      </w:r>
+      <w:r>
+        <w:rPr>
+          <w:rStyle w:val="VerbatimChar"/>
+        </w:rPr>
+        <w:t xml:space="preserve">leben = 0</w:t>
+      </w:r>
+      <w:r>
+        <w:t xml:space="preserve">, DANN Spiel beenden.</w:t>
+      </w:r>
+      <w:r>
+        <w:t xml:space="preserve"> </w:t>
+      </w:r>
+      <w:r>
+        <w:t xml:space="preserve">- Robot Karol: WENN vor Karol eine Wand ist, DANN drehen, SONST Schritt.</w:t>
       </w:r>
     </w:p>
     <w:bookmarkEnd w:id="25"/>
-    <w:bookmarkStart w:id="26" w:name="folie-7"/>
+    <w:bookmarkStart w:id="26" w:name="folie-7-wiederholungen"/>
     <w:p>
       <w:pPr>
         <w:pStyle w:val="Heading2"/>
       </w:pPr>
       <w:r>
-        <w:t xml:space="preserve">Folie 7</w:t>
+        <w:t xml:space="preserve">Folie 7 – Wiederholungen</w:t>
       </w:r>
     </w:p>
     <w:p>
       <w:pPr>
+        <w:numPr>
+          <w:ilvl w:val="0"/>
+          <w:numId w:val="1005"/>
+        </w:numPr>
+        <w:pStyle w:val="Compact"/>
+      </w:pPr>
+      <w:r>
+        <w:t xml:space="preserve">feste Wiederholung: Anzahl vorher bekannt</w:t>
+      </w:r>
+    </w:p>
+    <w:p>
+      <w:pPr>
+        <w:numPr>
+          <w:ilvl w:val="0"/>
+          <w:numId w:val="1005"/>
+        </w:numPr>
+        <w:pStyle w:val="Compact"/>
+      </w:pPr>
+      <w:r>
+        <w:t xml:space="preserve">bedingte Wiederholung: Bedingung entscheidet über Fortsetzung</w:t>
+      </w:r>
+    </w:p>
+    <w:p>
+      <w:pPr>
         <w:pStyle w:val="FirstParagraph"/>
       </w:pPr>
       <w:r>
-        <w:t xml:space="preserve">Wiederholungen: feste Anzahl und bedingte Wiederholung.</w:t>
+        <w:t xml:space="preserve">Robot-Karol-Beispiele:</w:t>
+      </w:r>
+    </w:p>
+    <w:p>
+      <w:pPr>
+        <w:pStyle w:val="SourceCode"/>
+      </w:pPr>
+      <w:r>
+        <w:rPr>
+          <w:rStyle w:val="VerbatimChar"/>
+        </w:rPr>
+        <w:t xml:space="preserve">wiederhole 5 mal</w:t>
+      </w:r>
+      <w:r>
+        <w:br/>
+      </w:r>
+      <w:r>
+        <w:rPr>
+          <w:rStyle w:val="VerbatimChar"/>
+        </w:rPr>
+        <w:t xml:space="preserve">    Schritt</w:t>
+      </w:r>
+      <w:r>
+        <w:br/>
+      </w:r>
+      <w:r>
+        <w:rPr>
+          <w:rStyle w:val="VerbatimChar"/>
+        </w:rPr>
+        <w:t xml:space="preserve">*wiederhole</w:t>
+      </w:r>
+    </w:p>
+    <w:p>
+      <w:pPr>
+        <w:pStyle w:val="SourceCode"/>
+      </w:pPr>
+      <w:r>
+        <w:rPr>
+          <w:rStyle w:val="VerbatimChar"/>
+        </w:rPr>
+        <w:t xml:space="preserve">solange NichtIstWand</w:t>
+      </w:r>
+      <w:r>
+        <w:br/>
+      </w:r>
+      <w:r>
+        <w:rPr>
+          <w:rStyle w:val="VerbatimChar"/>
+        </w:rPr>
+        <w:t xml:space="preserve">    Schritt</w:t>
+      </w:r>
+      <w:r>
+        <w:br/>
+      </w:r>
+      <w:r>
+        <w:rPr>
+          <w:rStyle w:val="VerbatimChar"/>
+        </w:rPr>
+        <w:t xml:space="preserve">*solange</w:t>
       </w:r>
     </w:p>
     <w:bookmarkEnd w:id="26"/>
-    <w:bookmarkStart w:id="27" w:name="folie-8"/>
+    <w:bookmarkStart w:id="27" w:name="folie-8-verschachtelung"/>
     <w:p>
       <w:pPr>
         <w:pStyle w:val="Heading2"/>
       </w:pPr>
       <w:r>
-        <w:t xml:space="preserve">Folie 8</w:t>
+        <w:t xml:space="preserve">Folie 8 – Verschachtelung</w:t>
       </w:r>
     </w:p>
     <w:p>
       <w:pPr>
+        <w:numPr>
+          <w:ilvl w:val="0"/>
+          <w:numId w:val="1006"/>
+        </w:numPr>
+        <w:pStyle w:val="Compact"/>
+      </w:pPr>
+      <w:r>
+        <w:t xml:space="preserve">Kontrollstrukturen können ineinander liegen</w:t>
+      </w:r>
+    </w:p>
+    <w:p>
+      <w:pPr>
+        <w:numPr>
+          <w:ilvl w:val="0"/>
+          <w:numId w:val="1006"/>
+        </w:numPr>
+        <w:pStyle w:val="Compact"/>
+      </w:pPr>
+      <w:r>
+        <w:t xml:space="preserve">Schleife in Schleife</w:t>
+      </w:r>
+    </w:p>
+    <w:p>
+      <w:pPr>
+        <w:numPr>
+          <w:ilvl w:val="0"/>
+          <w:numId w:val="1006"/>
+        </w:numPr>
+        <w:pStyle w:val="Compact"/>
+      </w:pPr>
+      <w:r>
+        <w:t xml:space="preserve">Bedingung in Schleife</w:t>
+      </w:r>
+    </w:p>
+    <w:p>
+      <w:pPr>
+        <w:numPr>
+          <w:ilvl w:val="0"/>
+          <w:numId w:val="1006"/>
+        </w:numPr>
+        <w:pStyle w:val="Compact"/>
+      </w:pPr>
+      <w:r>
+        <w:t xml:space="preserve">Einrückung macht Zugehörigkeiten sichtbar</w:t>
+      </w:r>
+    </w:p>
+    <w:p>
+      <w:pPr>
         <w:pStyle w:val="FirstParagraph"/>
       </w:pPr>
       <w:r>
-        <w:t xml:space="preserve">Verschachtelung.</w:t>
+        <w:t xml:space="preserve">Beispielidee: 4 × 4-Ziegelfeld mit verschachtelten Wiederholungen.</w:t>
       </w:r>
     </w:p>
     <w:bookmarkEnd w:id="27"/>
-    <w:bookmarkStart w:id="28" w:name="folie-9"/>
+    <w:bookmarkStart w:id="28" w:name="folie-9-testfälle-konkret"/>
     <w:p>
       <w:pPr>
         <w:pStyle w:val="Heading2"/>
       </w:pPr>
       <w:r>
-        <w:t xml:space="preserve">Folie 9</w:t>
+        <w:t xml:space="preserve">Folie 9 – Testfälle konkret</w:t>
       </w:r>
     </w:p>
     <w:p>
@@ -216,17 +536,35 @@
         <w:pStyle w:val="FirstParagraph"/>
       </w:pPr>
       <w:r>
-        <w:t xml:space="preserve">Was ist ein Testfall?</w:t>
+        <w:t xml:space="preserve">Nicht nur Zahlen nennen, sondern Ausgangslage + Erwartung:</w:t>
+      </w:r>
+      <w:r>
+        <w:t xml:space="preserve"> </w:t>
+      </w:r>
+      <w:r>
+        <w:t xml:space="preserve">- Wand nach 3 Kacheln → Karol bleibt vor der Wand stehen</w:t>
+      </w:r>
+      <w:r>
+        <w:t xml:space="preserve"> </w:t>
+      </w:r>
+      <w:r>
+        <w:t xml:space="preserve">- Wand direkt davor → kein ungültiger Schritt</w:t>
+      </w:r>
+      <w:r>
+        <w:t xml:space="preserve"> </w:t>
+      </w:r>
+      <w:r>
+        <w:t xml:space="preserve">- 6 freie Kacheln → derselbe Algorithmus funktioniert ohne Änderung</w:t>
       </w:r>
     </w:p>
     <w:bookmarkEnd w:id="28"/>
-    <w:bookmarkStart w:id="29" w:name="folie-10"/>
+    <w:bookmarkStart w:id="29" w:name="folie-10-ausblick-robot-karol"/>
     <w:p>
       <w:pPr>
         <w:pStyle w:val="Heading2"/>
       </w:pPr>
       <w:r>
-        <w:t xml:space="preserve">Folie 10</w:t>
+        <w:t xml:space="preserve">Folie 10 – Ausblick Robot Karol</w:t>
       </w:r>
     </w:p>
     <w:p>
@@ -234,17 +572,17 @@
         <w:pStyle w:val="FirstParagraph"/>
       </w:pPr>
       <w:r>
-        <w:t xml:space="preserve">Testprotokoll an einem Fehleralgorithmus.</w:t>
+        <w:t xml:space="preserve">Algorithmen werden als Programme umgesetzt, getestet und verbessert.</w:t>
       </w:r>
     </w:p>
     <w:bookmarkEnd w:id="29"/>
-    <w:bookmarkStart w:id="30" w:name="folie-11"/>
+    <w:bookmarkStart w:id="30" w:name="lehrerhinweis"/>
     <w:p>
       <w:pPr>
         <w:pStyle w:val="Heading2"/>
       </w:pPr>
       <w:r>
-        <w:t xml:space="preserve">Folie 11</w:t>
+        <w:t xml:space="preserve">Lehrerhinweis</w:t>
       </w:r>
     </w:p>
     <w:p>
@@ -252,25 +590,65 @@
         <w:pStyle w:val="FirstParagraph"/>
       </w:pPr>
       <w:r>
-        <w:t xml:space="preserve">Fehler verbessern und erneut testen.</w:t>
+        <w:rPr>
+          <w:rStyle w:val="VerbatimChar"/>
+        </w:rPr>
+        <w:t xml:space="preserve">if</w:t>
+      </w:r>
+      <w:r>
+        <w:t xml:space="preserve"> </w:t>
+      </w:r>
+      <w:r>
+        <w:t xml:space="preserve">wertet Bedingungen als wahr/falsch aus. Mehrfachauswahlen wie</w:t>
+      </w:r>
+      <w:r>
+        <w:t xml:space="preserve"> </w:t>
+      </w:r>
+      <w:r>
+        <w:rPr>
+          <w:rStyle w:val="VerbatimChar"/>
+        </w:rPr>
+        <w:t xml:space="preserve">switch/case</w:t>
+      </w:r>
+      <w:r>
+        <w:t xml:space="preserve"> </w:t>
+      </w:r>
+      <w:r>
+        <w:t xml:space="preserve">können später anhand eines Wertes mehrere Fälle unterscheiden; dies ist für die aktuelle Karol-Sequenz nicht erforderlich.</w:t>
       </w:r>
     </w:p>
     <w:bookmarkEnd w:id="30"/>
-    <w:bookmarkStart w:id="31" w:name="folie-12"/>
+    <w:bookmarkStart w:id="31" w:name="quellen"/>
     <w:p>
       <w:pPr>
         <w:pStyle w:val="Heading2"/>
       </w:pPr>
       <w:r>
-        <w:t xml:space="preserve">Folie 12</w:t>
+        <w:t xml:space="preserve">Quellen</w:t>
       </w:r>
     </w:p>
     <w:p>
       <w:pPr>
-        <w:pStyle w:val="FirstParagraph"/>
+        <w:numPr>
+          <w:ilvl w:val="0"/>
+          <w:numId w:val="1007"/>
+        </w:numPr>
+        <w:pStyle w:val="Compact"/>
       </w:pPr>
       <w:r>
-        <w:t xml:space="preserve">Ausblick: Dieselben Strukturen werden als Nächstes mit Robot Karol programmiert.</w:t>
+        <w:t xml:space="preserve">Sächsischer Lehrplan Oberschule Informatik, Klassenstufe 8: https://www.schulportal.sachsen.de/lplandb/lehrplan/514</w:t>
+      </w:r>
+    </w:p>
+    <w:p>
+      <w:pPr>
+        <w:numPr>
+          <w:ilvl w:val="0"/>
+          <w:numId w:val="1007"/>
+        </w:numPr>
+        <w:pStyle w:val="Compact"/>
+      </w:pPr>
+      <w:r>
+        <w:t xml:space="preserve">Struktogramme und Beispiele: eigene didaktische Darstellung.</w:t>
       </w:r>
     </w:p>
     <w:bookmarkEnd w:id="31"/>
@@ -305,7 +683,7 @@
       <w:rPr>
         <w:sz w:val="16"/>
       </w:rPr>
-      <w:t>Unterrichtsmaterial Oberschule Sachsen · Version v0.4.0-410-g8744ce6-dirty · Build 17.08.2026</w:t>
+      <w:t>Unterrichtsmaterial Oberschule Sachsen · Version v0.4.0-444-gad95bb4-dirty · Build 18.08.2026</w:t>
     </w:r>
   </w:p>
 </w:ftr>
@@ -609,6 +987,82 @@
     <w:lvl w:ilvl="8">
       <w:numFmt w:val="bullet"/>
       <w:lvlText w:val=" "/>
+      <w:lvlJc w:val="left"/>
+      <w:pPr>
+        <w:ind w:left="6480" w:hanging="480"/>
+      </w:pPr>
+    </w:lvl>
+  </w:abstractNum>
+  <w:abstractNum w:abstractNumId="991">
+    <w:nsid w:val="A991"/>
+    <w:multiLevelType w:val="multilevel"/>
+    <w:lvl w:ilvl="0">
+      <w:numFmt w:val="bullet"/>
+      <w:lvlText w:val="•"/>
+      <w:lvlJc w:val="left"/>
+      <w:pPr>
+        <w:ind w:left="720" w:hanging="480"/>
+      </w:pPr>
+    </w:lvl>
+    <w:lvl w:ilvl="1">
+      <w:numFmt w:val="bullet"/>
+      <w:lvlText w:val="–"/>
+      <w:lvlJc w:val="left"/>
+      <w:pPr>
+        <w:ind w:left="1440" w:hanging="480"/>
+      </w:pPr>
+    </w:lvl>
+    <w:lvl w:ilvl="2">
+      <w:numFmt w:val="bullet"/>
+      <w:lvlText w:val="•"/>
+      <w:lvlJc w:val="left"/>
+      <w:pPr>
+        <w:ind w:left="2160" w:hanging="480"/>
+      </w:pPr>
+    </w:lvl>
+    <w:lvl w:ilvl="3">
+      <w:numFmt w:val="bullet"/>
+      <w:lvlText w:val="–"/>
+      <w:lvlJc w:val="left"/>
+      <w:pPr>
+        <w:ind w:left="2880" w:hanging="480"/>
+      </w:pPr>
+    </w:lvl>
+    <w:lvl w:ilvl="4">
+      <w:numFmt w:val="bullet"/>
+      <w:lvlText w:val="•"/>
+      <w:lvlJc w:val="left"/>
+      <w:pPr>
+        <w:ind w:left="3600" w:hanging="480"/>
+      </w:pPr>
+    </w:lvl>
+    <w:lvl w:ilvl="5">
+      <w:numFmt w:val="bullet"/>
+      <w:lvlText w:val="–"/>
+      <w:lvlJc w:val="left"/>
+      <w:pPr>
+        <w:ind w:left="4320" w:hanging="480"/>
+      </w:pPr>
+    </w:lvl>
+    <w:lvl w:ilvl="6">
+      <w:numFmt w:val="bullet"/>
+      <w:lvlText w:val="•"/>
+      <w:lvlJc w:val="left"/>
+      <w:pPr>
+        <w:ind w:left="5040" w:hanging="480"/>
+      </w:pPr>
+    </w:lvl>
+    <w:lvl w:ilvl="7">
+      <w:numFmt w:val="bullet"/>
+      <w:lvlText w:val="–"/>
+      <w:lvlJc w:val="left"/>
+      <w:pPr>
+        <w:ind w:left="5760" w:hanging="480"/>
+      </w:pPr>
+    </w:lvl>
+    <w:lvl w:ilvl="8">
+      <w:numFmt w:val="bullet"/>
+      <w:lvlText w:val="•"/>
       <w:lvlJc w:val="left"/>
       <w:pPr>
         <w:ind w:left="6480" w:hanging="480"/>
@@ -644,6 +1098,27 @@
   </w:num>
   <w:num w:numId="1000">
     <w:abstractNumId w:val="990"/>
+  </w:num>
+  <w:num w:numId="1001">
+    <w:abstractNumId w:val="991"/>
+  </w:num>
+  <w:num w:numId="1002">
+    <w:abstractNumId w:val="991"/>
+  </w:num>
+  <w:num w:numId="1003">
+    <w:abstractNumId w:val="991"/>
+  </w:num>
+  <w:num w:numId="1004">
+    <w:abstractNumId w:val="991"/>
+  </w:num>
+  <w:num w:numId="1005">
+    <w:abstractNumId w:val="991"/>
+  </w:num>
+  <w:num w:numId="1006">
+    <w:abstractNumId w:val="991"/>
+  </w:num>
+  <w:num w:numId="1007">
+    <w:abstractNumId w:val="991"/>
   </w:num>
 </w:numbering>
 </file>

--- a/Ausgabe/Klasse_8/02_Algorithmen/05_Praesentationen.docx
+++ b/Ausgabe/Klasse_8/02_Algorithmen/05_Praesentationen.docx
@@ -683,7 +683,7 @@
       <w:rPr>
         <w:sz w:val="16"/>
       </w:rPr>
-      <w:t>Unterrichtsmaterial Oberschule Sachsen · Version v0.4.0-444-gad95bb4-dirty · Build 18.08.2026</w:t>
+      <w:t>Unterrichtsmaterial Oberschule Sachsen · Version v0.4.0-459-gb11fd20-dirty · Build 18.08.2026</w:t>
     </w:r>
   </w:p>
 </w:ftr>

--- a/Ausgabe/Klasse_8/02_Algorithmen/05_Praesentationen.docx
+++ b/Ausgabe/Klasse_8/02_Algorithmen/05_Praesentationen.docx
@@ -683,7 +683,7 @@
       <w:rPr>
         <w:sz w:val="16"/>
       </w:rPr>
-      <w:t>Unterrichtsmaterial Oberschule Sachsen · Version v0.4.0-459-gb11fd20-dirty · Build 18.08.2026</w:t>
+      <w:t>Unterrichtsmaterial Oberschule Sachsen · Version v0.4.0-444-gad95bb4-dirty · Build 18.08.2026</w:t>
     </w:r>
   </w:p>
 </w:ftr>

--- a/Ausgabe/Klasse_8/02_Algorithmen/05_Praesentationen.docx
+++ b/Ausgabe/Klasse_8/02_Algorithmen/05_Praesentationen.docx
@@ -683,7 +683,7 @@
       <w:rPr>
         <w:sz w:val="16"/>
       </w:rPr>
-      <w:t>Unterrichtsmaterial Oberschule Sachsen · Version v0.4.0-444-gad95bb4-dirty · Build 18.08.2026</w:t>
+      <w:t>Unterrichtsmaterial Oberschule Sachsen · Version v0.4.0-489-gf58e499-dirty · Build 18.08.2026</w:t>
     </w:r>
   </w:p>
 </w:ftr>

--- a/Ausgabe/Klasse_8/02_Algorithmen/05_Praesentationen.docx
+++ b/Ausgabe/Klasse_8/02_Algorithmen/05_Praesentationen.docx
@@ -683,7 +683,7 @@
       <w:rPr>
         <w:sz w:val="16"/>
       </w:rPr>
-      <w:t>Unterrichtsmaterial Oberschule Sachsen · Version v0.4.0-444-gad95bb4-dirty · Build 18.08.2026</w:t>
+      <w:t>Unterrichtsmaterial Oberschule Sachsen · Version v0.4.0-490-g2532335-dirty · Build 18.08.2026</w:t>
     </w:r>
   </w:p>
 </w:ftr>

--- a/Ausgabe/Klasse_8/02_Algorithmen/05_Praesentationen.docx
+++ b/Ausgabe/Klasse_8/02_Algorithmen/05_Praesentationen.docx
@@ -683,7 +683,7 @@
       <w:rPr>
         <w:sz w:val="16"/>
       </w:rPr>
-      <w:t>Unterrichtsmaterial Oberschule Sachsen · Version v0.4.0-490-g2532335-dirty · Build 18.08.2026</w:t>
+      <w:t>Unterrichtsmaterial Oberschule Sachsen · Version v0.4.0-521-gfaabf71-dirty · Build 19.08.2026</w:t>
     </w:r>
   </w:p>
 </w:ftr>

--- a/Ausgabe/Klasse_8/02_Algorithmen/05_Praesentationen.docx
+++ b/Ausgabe/Klasse_8/02_Algorithmen/05_Praesentationen.docx
@@ -683,7 +683,7 @@
       <w:rPr>
         <w:sz w:val="16"/>
       </w:rPr>
-      <w:t>Unterrichtsmaterial Oberschule Sachsen · Version v0.4.0-490-g2532335-dirty · Build 18.08.2026</w:t>
+      <w:t>Unterrichtsmaterial Oberschule Sachsen · Version v0.4.0-521-g87c4bcc-dirty · Build 19.08.2026</w:t>
     </w:r>
   </w:p>
 </w:ftr>

--- a/Ausgabe/Klasse_8/02_Algorithmen/05_Praesentationen.docx
+++ b/Ausgabe/Klasse_8/02_Algorithmen/05_Praesentationen.docx
@@ -683,7 +683,7 @@
       <w:rPr>
         <w:sz w:val="16"/>
       </w:rPr>
-      <w:t>Unterrichtsmaterial Oberschule Sachsen · Version v0.4.0-521-g87c4bcc-dirty · Build 19.08.2026</w:t>
+      <w:t>Unterrichtsmaterial Oberschule Sachsen · Version v0.4.0-527-gca6ed1b-dirty · Build 19.08.2026</w:t>
     </w:r>
   </w:p>
 </w:ftr>

--- a/Ausgabe/Klasse_8/02_Algorithmen/05_Praesentationen.docx
+++ b/Ausgabe/Klasse_8/02_Algorithmen/05_Praesentationen.docx
@@ -683,7 +683,7 @@
       <w:rPr>
         <w:sz w:val="16"/>
       </w:rPr>
-      <w:t>Unterrichtsmaterial Oberschule Sachsen · Version v0.4.0-527-gca6ed1b-dirty · Build 19.08.2026</w:t>
+      <w:t>Unterrichtsmaterial Oberschule Sachsen · Version v0.4.0-530-gbb43ae4-dirty · Build 20.08.2026</w:t>
     </w:r>
   </w:p>
 </w:ftr>

--- a/Ausgabe/Klasse_8/02_Algorithmen/05_Praesentationen.docx
+++ b/Ausgabe/Klasse_8/02_Algorithmen/05_Praesentationen.docx
@@ -683,7 +683,7 @@
       <w:rPr>
         <w:sz w:val="16"/>
       </w:rPr>
-      <w:t>Unterrichtsmaterial Oberschule Sachsen · Version v0.4.0-530-gbb43ae4-dirty · Build 20.08.2026</w:t>
+      <w:t>Unterrichtsmaterial Oberschule Sachsen · Version v0.4.0-534-gc09a6c6-dirty · Build 20.08.2026</w:t>
     </w:r>
   </w:p>
 </w:ftr>
